--- a/Swift/Роман_Власов_iOS.docx
+++ b/Swift/Роман_Власов_iOS.docx
@@ -1,10 +1,10 @@
 
 <file path=word/document.xml><?xml version="1.0" encoding="utf-8"?>
-<w:document xmlns:wpc="http://schemas.microsoft.com/office/word/2010/wordprocessingCanvas" xmlns:cx="http://schemas.microsoft.com/office/drawing/2014/chartex" xmlns:cx1="http://schemas.microsoft.com/office/drawing/2015/9/8/chartex" xmlns:cx2="http://schemas.microsoft.com/office/drawing/2015/10/21/chartex" xmlns:cx3="http://schemas.microsoft.com/office/drawing/2016/5/9/chartex" xmlns:cx4="http://schemas.microsoft.com/office/drawing/2016/5/10/chartex" xmlns:cx5="http://schemas.microsoft.com/office/drawing/2016/5/11/chartex" xmlns:cx6="http://schemas.microsoft.com/office/drawing/2016/5/12/chartex" xmlns:cx7="http://schemas.microsoft.com/office/drawing/2016/5/13/chartex" xmlns:cx8="http://schemas.microsoft.com/office/drawing/2016/5/14/chartex" xmlns:mc="http://schemas.openxmlformats.org/markup-compatibility/2006" xmlns:aink="http://schemas.microsoft.com/office/drawing/2016/ink" xmlns:am3d="http://schemas.microsoft.com/office/drawing/2017/model3d" xmlns:o="urn:schemas-microsoft-com:office:office" xmlns:oel="http://schemas.microsoft.com/office/2019/extlst" xmlns:r="http://schemas.openxmlformats.org/officeDocument/2006/relationships" xmlns:m="http://schemas.openxmlformats.org/officeDocument/2006/math" xmlns:v="urn:schemas-microsoft-com:vml" xmlns:wp14="http://schemas.microsoft.com/office/word/2010/wordprocessingDrawing" xmlns:wp="http://schemas.openxmlformats.org/drawingml/2006/wordprocessingDrawing" xmlns:w10="urn:schemas-microsoft-com:office:word" xmlns:w="http://schemas.openxmlformats.org/wordprocessingml/2006/main" xmlns:w14="http://schemas.microsoft.com/office/word/2010/wordml" xmlns:w15="http://schemas.microsoft.com/office/word/2012/wordml" xmlns:w16cex="http://schemas.microsoft.com/office/word/2018/wordml/cex" xmlns:w16cid="http://schemas.microsoft.com/office/word/2016/wordml/cid" xmlns:w16="http://schemas.microsoft.com/office/word/2018/wordml" xmlns:w16du="http://schemas.microsoft.com/office/word/2023/wordml/word16du" xmlns:w16sdtdh="http://schemas.microsoft.com/office/word/2020/wordml/sdtdatahash" xmlns:w16se="http://schemas.microsoft.com/office/word/2015/wordml/symex" xmlns:wpg="http://schemas.microsoft.com/office/word/2010/wordprocessingGroup" xmlns:wpi="http://schemas.microsoft.com/office/word/2010/wordprocessingInk" xmlns:wne="http://schemas.microsoft.com/office/word/2006/wordml" xmlns:wps="http://schemas.microsoft.com/office/word/2010/wordprocessingShape" mc:Ignorable="w14 w15 w16se w16cid w16 w16cex w16sdtdh w16du wp14">
+<w:document xmlns:wpc="http://schemas.microsoft.com/office/word/2010/wordprocessingCanvas" xmlns:cx="http://schemas.microsoft.com/office/drawing/2014/chartex" xmlns:cx1="http://schemas.microsoft.com/office/drawing/2015/9/8/chartex" xmlns:cx2="http://schemas.microsoft.com/office/drawing/2015/10/21/chartex" xmlns:cx3="http://schemas.microsoft.com/office/drawing/2016/5/9/chartex" xmlns:cx4="http://schemas.microsoft.com/office/drawing/2016/5/10/chartex" xmlns:cx5="http://schemas.microsoft.com/office/drawing/2016/5/11/chartex" xmlns:cx6="http://schemas.microsoft.com/office/drawing/2016/5/12/chartex" xmlns:cx7="http://schemas.microsoft.com/office/drawing/2016/5/13/chartex" xmlns:cx8="http://schemas.microsoft.com/office/drawing/2016/5/14/chartex" xmlns:mc="http://schemas.openxmlformats.org/markup-compatibility/2006" xmlns:m="http://schemas.openxmlformats.org/officeDocument/2006/math" xmlns:aink="http://schemas.microsoft.com/office/drawing/2016/ink" xmlns:am3d="http://schemas.microsoft.com/office/drawing/2017/model3d" xmlns:oel="http://schemas.microsoft.com/office/2019/extlst" xmlns:r="http://schemas.openxmlformats.org/officeDocument/2006/relationships" xmlns:wp14="http://schemas.microsoft.com/office/word/2010/wordprocessingDrawing" xmlns:wp="http://schemas.openxmlformats.org/drawingml/2006/wordprocessingDrawing" xmlns:wpg="http://schemas.microsoft.com/office/word/2010/wordprocessingGroup" xmlns:wpi="http://schemas.microsoft.com/office/word/2010/wordprocessingInk" xmlns:wps="http://schemas.microsoft.com/office/word/2010/wordprocessingShape" xmlns:o="urn:schemas-microsoft-com:office:office" xmlns:v="urn:schemas-microsoft-com:vml" xmlns:w10="urn:schemas-microsoft-com:office:word" xmlns:w="http://schemas.openxmlformats.org/wordprocessingml/2006/main" xmlns:w14="http://schemas.microsoft.com/office/word/2010/wordml" xmlns:w15="http://schemas.microsoft.com/office/word/2012/wordml" xmlns:w16cex="http://schemas.microsoft.com/office/word/2018/wordml/cex" xmlns:w16cid="http://schemas.microsoft.com/office/word/2016/wordml/cid" xmlns:w16="http://schemas.microsoft.com/office/word/2018/wordml" xmlns:w16sdtdh="http://schemas.microsoft.com/office/word/2020/wordml/sdtdatahash" xmlns:w16sdtfl="http://schemas.microsoft.com/office/word/2024/wordml/sdtformatlock" xmlns:w16se="http://schemas.microsoft.com/office/word/2015/wordml/symex" xmlns:w16du="http://schemas.microsoft.com/office/word/2023/wordml/word16du" xmlns:wne="http://schemas.microsoft.com/office/word/2006/wordml" mc:Ignorable="w14 w15 w16se w16cid w16 w16cex w16sdtdh w16sdtfl w16du wp14">
   <w:body>
     <w:p>
       <w:pPr>
-        <w:pStyle w:val="a4"/>
+        <w:pStyle w:val="Title"/>
       </w:pPr>
       <w:r>
         <w:rPr>
@@ -45,7 +45,7 @@
     </w:p>
     <w:p>
       <w:pPr>
-        <w:pStyle w:val="a3"/>
+        <w:pStyle w:val="BodyText"/>
         <w:spacing w:before="21"/>
         <w:ind w:left="0"/>
         <w:rPr>
@@ -56,7 +56,7 @@
     </w:p>
     <w:p>
       <w:pPr>
-        <w:pStyle w:val="a3"/>
+        <w:pStyle w:val="BodyText"/>
         <w:ind w:left="52"/>
       </w:pPr>
       <w:proofErr w:type="spellStart"/>
@@ -85,7 +85,7 @@
     </w:p>
     <w:p>
       <w:pPr>
-        <w:pStyle w:val="a3"/>
+        <w:pStyle w:val="BodyText"/>
         <w:spacing w:before="163"/>
         <w:ind w:left="0"/>
         <w:rPr>
@@ -98,7 +98,7 @@
           <w:sz w:val="20"/>
         </w:rPr>
         <w:drawing>
-          <wp:anchor distT="0" distB="0" distL="0" distR="0" simplePos="0" relativeHeight="487587840" behindDoc="1" locked="0" layoutInCell="1" allowOverlap="1">
+          <wp:anchor distT="0" distB="0" distL="0" distR="0" simplePos="0" relativeHeight="487587840" behindDoc="1" locked="0" layoutInCell="1" allowOverlap="1" wp14:anchorId="60362668" wp14:editId="186C51C7">
             <wp:simplePos x="0" y="0"/>
             <wp:positionH relativeFrom="page">
               <wp:posOffset>566737</wp:posOffset>
@@ -144,7 +144,7 @@
     </w:p>
     <w:p>
       <w:pPr>
-        <w:pStyle w:val="a3"/>
+        <w:pStyle w:val="BodyText"/>
         <w:spacing w:before="117"/>
         <w:ind w:left="50"/>
         <w:rPr>
@@ -157,7 +157,7 @@
           <w:noProof/>
         </w:rPr>
         <w:drawing>
-          <wp:inline distT="0" distB="0" distL="0" distR="0">
+          <wp:inline distT="0" distB="0" distL="0" distR="0" wp14:anchorId="0E8A0BA6" wp14:editId="60ED964D">
             <wp:extent cx="152400" cy="152400"/>
             <wp:effectExtent l="0" t="0" r="0" b="0"/>
             <wp:docPr id="2" name="Image 2"/>
@@ -228,7 +228,7 @@
     </w:p>
     <w:p>
       <w:pPr>
-        <w:pStyle w:val="a3"/>
+        <w:pStyle w:val="BodyText"/>
         <w:spacing w:before="55"/>
         <w:ind w:left="0"/>
         <w:rPr>
@@ -238,7 +238,7 @@
     </w:p>
     <w:p>
       <w:pPr>
-        <w:pStyle w:val="a3"/>
+        <w:pStyle w:val="BodyText"/>
         <w:ind w:left="52" w:right="503"/>
         <w:jc w:val="both"/>
       </w:pPr>
@@ -445,14 +445,14 @@
     </w:p>
     <w:p>
       <w:pPr>
-        <w:pStyle w:val="a3"/>
+        <w:pStyle w:val="BodyText"/>
         <w:spacing w:before="2"/>
         <w:ind w:left="0"/>
       </w:pPr>
     </w:p>
     <w:p>
       <w:pPr>
-        <w:pStyle w:val="a5"/>
+        <w:pStyle w:val="ListParagraph"/>
         <w:numPr>
           <w:ilvl w:val="0"/>
           <w:numId w:val="1"/>
@@ -603,7 +603,7 @@
     </w:p>
     <w:p>
       <w:pPr>
-        <w:pStyle w:val="a5"/>
+        <w:pStyle w:val="ListParagraph"/>
         <w:numPr>
           <w:ilvl w:val="0"/>
           <w:numId w:val="1"/>
@@ -736,7 +736,7 @@
     </w:p>
     <w:p>
       <w:pPr>
-        <w:pStyle w:val="a5"/>
+        <w:pStyle w:val="ListParagraph"/>
         <w:numPr>
           <w:ilvl w:val="0"/>
           <w:numId w:val="1"/>
@@ -843,7 +843,7 @@
     </w:p>
     <w:p>
       <w:pPr>
-        <w:pStyle w:val="a5"/>
+        <w:pStyle w:val="ListParagraph"/>
         <w:numPr>
           <w:ilvl w:val="0"/>
           <w:numId w:val="1"/>
@@ -983,7 +983,7 @@
     </w:p>
     <w:p>
       <w:pPr>
-        <w:pStyle w:val="a5"/>
+        <w:pStyle w:val="ListParagraph"/>
         <w:numPr>
           <w:ilvl w:val="0"/>
           <w:numId w:val="1"/>
@@ -1116,7 +1116,7 @@
     <w:bookmarkEnd w:id="3"/>
     <w:p>
       <w:pPr>
-        <w:pStyle w:val="a3"/>
+        <w:pStyle w:val="BodyText"/>
         <w:spacing w:before="165"/>
         <w:ind w:left="0"/>
         <w:rPr>
@@ -1129,7 +1129,7 @@
           <w:sz w:val="20"/>
         </w:rPr>
         <w:drawing>
-          <wp:anchor distT="0" distB="0" distL="0" distR="0" simplePos="0" relativeHeight="487588352" behindDoc="1" locked="0" layoutInCell="1" allowOverlap="1">
+          <wp:anchor distT="0" distB="0" distL="0" distR="0" simplePos="0" relativeHeight="487588352" behindDoc="1" locked="0" layoutInCell="1" allowOverlap="1" wp14:anchorId="15ABEE41" wp14:editId="7FDFE4C3">
             <wp:simplePos x="0" y="0"/>
             <wp:positionH relativeFrom="page">
               <wp:posOffset>566737</wp:posOffset>
@@ -1175,7 +1175,7 @@
     </w:p>
     <w:p>
       <w:pPr>
-        <w:pStyle w:val="a3"/>
+        <w:pStyle w:val="BodyText"/>
         <w:spacing w:before="104"/>
         <w:ind w:left="50"/>
         <w:rPr>
@@ -1189,7 +1189,7 @@
           <w:position w:val="1"/>
         </w:rPr>
         <w:drawing>
-          <wp:inline distT="0" distB="0" distL="0" distR="0">
+          <wp:inline distT="0" distB="0" distL="0" distR="0" wp14:anchorId="4B581309" wp14:editId="0CDF2666">
             <wp:extent cx="152400" cy="152400"/>
             <wp:effectExtent l="0" t="0" r="0" b="0"/>
             <wp:docPr id="4" name="Image 4"/>
@@ -1260,7 +1260,7 @@
     </w:p>
     <w:p>
       <w:pPr>
-        <w:pStyle w:val="a3"/>
+        <w:pStyle w:val="BodyText"/>
         <w:spacing w:before="48"/>
         <w:ind w:left="0"/>
         <w:rPr>
@@ -1271,7 +1271,7 @@
     </w:p>
     <w:p>
       <w:pPr>
-        <w:pStyle w:val="1"/>
+        <w:pStyle w:val="Heading1"/>
         <w:spacing w:before="1" w:line="274" w:lineRule="exact"/>
         <w:rPr>
           <w:lang w:val="en-US"/>
@@ -1355,7 +1355,7 @@
           <w:noProof/>
         </w:rPr>
         <w:drawing>
-          <wp:inline distT="0" distB="0" distL="0" distR="0">
+          <wp:inline distT="0" distB="0" distL="0" distR="0" wp14:anchorId="67D0E0A2" wp14:editId="53468EED">
             <wp:extent cx="152400" cy="152400"/>
             <wp:effectExtent l="0" t="0" r="0" b="0"/>
             <wp:docPr id="5" name="Image 5"/>
@@ -1407,7 +1407,7 @@
     </w:p>
     <w:p>
       <w:pPr>
-        <w:pStyle w:val="a3"/>
+        <w:pStyle w:val="BodyText"/>
         <w:spacing w:before="23"/>
         <w:ind w:left="0"/>
         <w:rPr>
@@ -1417,7 +1417,7 @@
     </w:p>
     <w:p>
       <w:pPr>
-        <w:pStyle w:val="a5"/>
+        <w:pStyle w:val="ListParagraph"/>
         <w:numPr>
           <w:ilvl w:val="0"/>
           <w:numId w:val="1"/>
@@ -1561,7 +1561,7 @@
     </w:p>
     <w:p>
       <w:pPr>
-        <w:pStyle w:val="a5"/>
+        <w:pStyle w:val="ListParagraph"/>
         <w:numPr>
           <w:ilvl w:val="0"/>
           <w:numId w:val="1"/>
@@ -1710,7 +1710,7 @@
     </w:p>
     <w:p>
       <w:pPr>
-        <w:pStyle w:val="a5"/>
+        <w:pStyle w:val="ListParagraph"/>
         <w:numPr>
           <w:ilvl w:val="0"/>
           <w:numId w:val="1"/>
@@ -1750,14 +1750,12 @@
         </w:rPr>
         <w:t xml:space="preserve"> </w:t>
       </w:r>
-      <w:proofErr w:type="spellStart"/>
       <w:r>
         <w:rPr>
           <w:sz w:val="24"/>
         </w:rPr>
         <w:t>кастомные</w:t>
       </w:r>
-      <w:proofErr w:type="spellEnd"/>
       <w:r>
         <w:rPr>
           <w:spacing w:val="-6"/>
@@ -1804,19 +1802,11 @@
         </w:rPr>
         <w:t xml:space="preserve"> </w:t>
       </w:r>
-      <w:proofErr w:type="spellStart"/>
-      <w:r>
-        <w:rPr>
-          <w:sz w:val="24"/>
-        </w:rPr>
-        <w:t>таймлайнов</w:t>
-      </w:r>
-      <w:proofErr w:type="spellEnd"/>
-      <w:r>
-        <w:rPr>
-          <w:sz w:val="24"/>
-        </w:rPr>
-        <w:t>,</w:t>
+      <w:r>
+        <w:rPr>
+          <w:sz w:val="24"/>
+        </w:rPr>
+        <w:t>таймлайнов,</w:t>
       </w:r>
       <w:r>
         <w:rPr>
@@ -1834,7 +1824,7 @@
     </w:p>
     <w:p>
       <w:pPr>
-        <w:pStyle w:val="a5"/>
+        <w:pStyle w:val="ListParagraph"/>
         <w:numPr>
           <w:ilvl w:val="0"/>
           <w:numId w:val="1"/>
@@ -2002,7 +1992,7 @@
     </w:p>
     <w:p>
       <w:pPr>
-        <w:pStyle w:val="a5"/>
+        <w:pStyle w:val="ListParagraph"/>
         <w:numPr>
           <w:ilvl w:val="0"/>
           <w:numId w:val="1"/>
@@ -2183,7 +2173,7 @@
     </w:p>
     <w:p>
       <w:pPr>
-        <w:pStyle w:val="a5"/>
+        <w:pStyle w:val="ListParagraph"/>
         <w:numPr>
           <w:ilvl w:val="0"/>
           <w:numId w:val="1"/>
@@ -2266,7 +2256,7 @@
     </w:p>
     <w:p>
       <w:pPr>
-        <w:pStyle w:val="a5"/>
+        <w:pStyle w:val="ListParagraph"/>
         <w:numPr>
           <w:ilvl w:val="0"/>
           <w:numId w:val="1"/>
@@ -2426,7 +2416,7 @@
     </w:p>
     <w:p>
       <w:pPr>
-        <w:pStyle w:val="a5"/>
+        <w:pStyle w:val="ListParagraph"/>
         <w:numPr>
           <w:ilvl w:val="0"/>
           <w:numId w:val="1"/>
@@ -2478,7 +2468,7 @@
     <w:bookmarkEnd w:id="5"/>
     <w:p>
       <w:pPr>
-        <w:pStyle w:val="a3"/>
+        <w:pStyle w:val="BodyText"/>
         <w:spacing w:before="164"/>
         <w:ind w:left="0"/>
         <w:rPr>
@@ -2491,7 +2481,7 @@
           <w:sz w:val="20"/>
         </w:rPr>
         <w:drawing>
-          <wp:anchor distT="0" distB="0" distL="0" distR="0" simplePos="0" relativeHeight="487588864" behindDoc="1" locked="0" layoutInCell="1" allowOverlap="1">
+          <wp:anchor distT="0" distB="0" distL="0" distR="0" simplePos="0" relativeHeight="487588864" behindDoc="1" locked="0" layoutInCell="1" allowOverlap="1" wp14:anchorId="54E5FF66" wp14:editId="1683DC13">
             <wp:simplePos x="0" y="0"/>
             <wp:positionH relativeFrom="page">
               <wp:posOffset>566737</wp:posOffset>
@@ -2537,14 +2527,14 @@
     </w:p>
     <w:p>
       <w:pPr>
-        <w:pStyle w:val="a3"/>
+        <w:pStyle w:val="BodyText"/>
         <w:spacing w:before="69"/>
         <w:ind w:left="0"/>
       </w:pPr>
     </w:p>
     <w:p>
       <w:pPr>
-        <w:pStyle w:val="1"/>
+        <w:pStyle w:val="Heading1"/>
         <w:rPr>
           <w:lang w:val="en-US"/>
         </w:rPr>
@@ -2597,7 +2587,7 @@
           <w:noProof/>
         </w:rPr>
         <w:drawing>
-          <wp:inline distT="0" distB="0" distL="0" distR="0">
+          <wp:inline distT="0" distB="0" distL="0" distR="0" wp14:anchorId="5B9E8D95" wp14:editId="6CAA6E4F">
             <wp:extent cx="152400" cy="152400"/>
             <wp:effectExtent l="0" t="0" r="0" b="0"/>
             <wp:docPr id="7" name="Image 7"/>
@@ -2673,7 +2663,7 @@
     </w:p>
     <w:p>
       <w:pPr>
-        <w:pStyle w:val="a3"/>
+        <w:pStyle w:val="BodyText"/>
         <w:spacing w:before="23"/>
         <w:ind w:left="0"/>
         <w:rPr>
@@ -2684,7 +2674,7 @@
     </w:p>
     <w:p>
       <w:pPr>
-        <w:pStyle w:val="a5"/>
+        <w:pStyle w:val="ListParagraph"/>
         <w:numPr>
           <w:ilvl w:val="0"/>
           <w:numId w:val="1"/>
@@ -2813,7 +2803,7 @@
     </w:p>
     <w:p>
       <w:pPr>
-        <w:pStyle w:val="a5"/>
+        <w:pStyle w:val="ListParagraph"/>
         <w:numPr>
           <w:ilvl w:val="0"/>
           <w:numId w:val="1"/>
@@ -2944,7 +2934,7 @@
     </w:p>
     <w:p>
       <w:pPr>
-        <w:pStyle w:val="a5"/>
+        <w:pStyle w:val="ListParagraph"/>
         <w:numPr>
           <w:ilvl w:val="0"/>
           <w:numId w:val="1"/>
@@ -3101,7 +3091,7 @@
     </w:p>
     <w:p>
       <w:pPr>
-        <w:pStyle w:val="a5"/>
+        <w:pStyle w:val="ListParagraph"/>
         <w:numPr>
           <w:ilvl w:val="0"/>
           <w:numId w:val="1"/>
@@ -3209,7 +3199,7 @@
     </w:p>
     <w:p>
       <w:pPr>
-        <w:pStyle w:val="a5"/>
+        <w:pStyle w:val="ListParagraph"/>
         <w:numPr>
           <w:ilvl w:val="0"/>
           <w:numId w:val="1"/>
@@ -3266,7 +3256,7 @@
     <w:bookmarkEnd w:id="9"/>
     <w:p>
       <w:pPr>
-        <w:pStyle w:val="a3"/>
+        <w:pStyle w:val="BodyText"/>
         <w:spacing w:before="157"/>
         <w:ind w:left="0"/>
         <w:rPr>
@@ -3279,7 +3269,7 @@
           <w:sz w:val="20"/>
         </w:rPr>
         <w:drawing>
-          <wp:anchor distT="0" distB="0" distL="0" distR="0" simplePos="0" relativeHeight="487589376" behindDoc="1" locked="0" layoutInCell="1" allowOverlap="1">
+          <wp:anchor distT="0" distB="0" distL="0" distR="0" simplePos="0" relativeHeight="487589376" behindDoc="1" locked="0" layoutInCell="1" allowOverlap="1" wp14:anchorId="6156BD17" wp14:editId="57A106E0">
             <wp:simplePos x="0" y="0"/>
             <wp:positionH relativeFrom="page">
               <wp:posOffset>566737</wp:posOffset>
@@ -3325,7 +3315,7 @@
     </w:p>
     <w:p>
       <w:pPr>
-        <w:pStyle w:val="a3"/>
+        <w:pStyle w:val="BodyText"/>
         <w:rPr>
           <w:sz w:val="20"/>
         </w:rPr>
@@ -3339,7 +3329,7 @@
     </w:p>
     <w:p>
       <w:pPr>
-        <w:pStyle w:val="1"/>
+        <w:pStyle w:val="Heading1"/>
         <w:spacing w:before="78"/>
         <w:rPr>
           <w:lang w:val="en-US"/>
@@ -3405,7 +3395,7 @@
           <w:noProof/>
         </w:rPr>
         <w:drawing>
-          <wp:inline distT="0" distB="0" distL="0" distR="0">
+          <wp:inline distT="0" distB="0" distL="0" distR="0" wp14:anchorId="5791B250" wp14:editId="0B729955">
             <wp:extent cx="152400" cy="152400"/>
             <wp:effectExtent l="0" t="0" r="0" b="0"/>
             <wp:docPr id="9" name="Image 9"/>
@@ -3481,7 +3471,7 @@
     </w:p>
     <w:p>
       <w:pPr>
-        <w:pStyle w:val="a3"/>
+        <w:pStyle w:val="BodyText"/>
         <w:spacing w:before="21"/>
         <w:ind w:left="0"/>
         <w:rPr>
@@ -3492,7 +3482,7 @@
     </w:p>
     <w:p>
       <w:pPr>
-        <w:pStyle w:val="a5"/>
+        <w:pStyle w:val="ListParagraph"/>
         <w:numPr>
           <w:ilvl w:val="0"/>
           <w:numId w:val="1"/>
@@ -3633,7 +3623,7 @@
     </w:p>
     <w:p>
       <w:pPr>
-        <w:pStyle w:val="a5"/>
+        <w:pStyle w:val="ListParagraph"/>
         <w:numPr>
           <w:ilvl w:val="0"/>
           <w:numId w:val="1"/>
@@ -3740,7 +3730,7 @@
     </w:p>
     <w:p>
       <w:pPr>
-        <w:pStyle w:val="a5"/>
+        <w:pStyle w:val="ListParagraph"/>
         <w:numPr>
           <w:ilvl w:val="0"/>
           <w:numId w:val="1"/>
@@ -3862,7 +3852,7 @@
     <w:bookmarkEnd w:id="13"/>
     <w:p>
       <w:pPr>
-        <w:pStyle w:val="a5"/>
+        <w:pStyle w:val="ListParagraph"/>
         <w:tabs>
           <w:tab w:val="left" w:pos="772"/>
         </w:tabs>
@@ -3877,7 +3867,7 @@
           <w:noProof/>
         </w:rPr>
         <w:drawing>
-          <wp:anchor distT="0" distB="0" distL="0" distR="0" simplePos="0" relativeHeight="487589888" behindDoc="1" locked="0" layoutInCell="1" allowOverlap="1">
+          <wp:anchor distT="0" distB="0" distL="0" distR="0" simplePos="0" relativeHeight="487589888" behindDoc="1" locked="0" layoutInCell="1" allowOverlap="1" wp14:anchorId="4671056E" wp14:editId="78EA2599">
             <wp:simplePos x="0" y="0"/>
             <wp:positionH relativeFrom="page">
               <wp:posOffset>566737</wp:posOffset>
@@ -3925,7 +3915,7 @@
           <w:noProof/>
         </w:rPr>
         <w:drawing>
-          <wp:anchor distT="0" distB="0" distL="0" distR="0" simplePos="0" relativeHeight="487590400" behindDoc="1" locked="0" layoutInCell="1" allowOverlap="1">
+          <wp:anchor distT="0" distB="0" distL="0" distR="0" simplePos="0" relativeHeight="487590400" behindDoc="1" locked="0" layoutInCell="1" allowOverlap="1" wp14:anchorId="49B15A37" wp14:editId="33DEBE95">
             <wp:simplePos x="0" y="0"/>
             <wp:positionH relativeFrom="page">
               <wp:posOffset>566737</wp:posOffset>
@@ -3971,7 +3961,7 @@
     </w:p>
     <w:p>
       <w:pPr>
-        <w:pStyle w:val="a3"/>
+        <w:pStyle w:val="BodyText"/>
         <w:spacing w:before="120"/>
         <w:ind w:left="52"/>
         <w:rPr>
@@ -3983,7 +3973,7 @@
           <w:noProof/>
         </w:rPr>
         <w:drawing>
-          <wp:inline distT="0" distB="0" distL="0" distR="0">
+          <wp:inline distT="0" distB="0" distL="0" distR="0" wp14:anchorId="0342225D" wp14:editId="1B2D0129">
             <wp:extent cx="148590" cy="145732"/>
             <wp:effectExtent l="0" t="0" r="0" b="0"/>
             <wp:docPr id="13" name="Image 13"/>
@@ -4034,7 +4024,7 @@
     </w:p>
     <w:p>
       <w:pPr>
-        <w:pStyle w:val="a3"/>
+        <w:pStyle w:val="BodyText"/>
         <w:spacing w:before="48"/>
         <w:ind w:left="0"/>
         <w:rPr>
@@ -4044,7 +4034,7 @@
     </w:p>
     <w:p>
       <w:pPr>
-        <w:pStyle w:val="a3"/>
+        <w:pStyle w:val="BodyText"/>
         <w:ind w:left="52"/>
       </w:pPr>
       <w:r>
@@ -4135,7 +4125,7 @@
     </w:p>
     <w:p>
       <w:pPr>
-        <w:pStyle w:val="a3"/>
+        <w:pStyle w:val="BodyText"/>
         <w:spacing w:before="165"/>
         <w:ind w:left="0"/>
         <w:rPr>
@@ -4150,7 +4140,7 @@
           <w:sz w:val="20"/>
         </w:rPr>
         <w:drawing>
-          <wp:anchor distT="0" distB="0" distL="0" distR="0" simplePos="0" relativeHeight="487590912" behindDoc="1" locked="0" layoutInCell="1" allowOverlap="1">
+          <wp:anchor distT="0" distB="0" distL="0" distR="0" simplePos="0" relativeHeight="487590912" behindDoc="1" locked="0" layoutInCell="1" allowOverlap="1" wp14:anchorId="28923E4A" wp14:editId="0D6C76CD">
             <wp:simplePos x="0" y="0"/>
             <wp:positionH relativeFrom="page">
               <wp:posOffset>566737</wp:posOffset>
@@ -4196,7 +4186,7 @@
     </w:p>
     <w:p>
       <w:pPr>
-        <w:pStyle w:val="a3"/>
+        <w:pStyle w:val="BodyText"/>
         <w:spacing w:before="110"/>
         <w:ind w:left="50"/>
         <w:rPr>
@@ -4208,7 +4198,7 @@
           <w:noProof/>
         </w:rPr>
         <w:drawing>
-          <wp:inline distT="0" distB="0" distL="0" distR="0">
+          <wp:inline distT="0" distB="0" distL="0" distR="0" wp14:anchorId="151648C1" wp14:editId="12F1C305">
             <wp:extent cx="152400" cy="152400"/>
             <wp:effectExtent l="0" t="0" r="0" b="0"/>
             <wp:docPr id="15" name="Image 15"/>
@@ -4259,7 +4249,7 @@
     </w:p>
     <w:p>
       <w:pPr>
-        <w:pStyle w:val="a3"/>
+        <w:pStyle w:val="BodyText"/>
         <w:spacing w:before="49"/>
         <w:ind w:left="0"/>
         <w:rPr>
@@ -4727,7 +4717,7 @@
     </w:p>
     <w:p>
       <w:pPr>
-        <w:pStyle w:val="a3"/>
+        <w:pStyle w:val="BodyText"/>
         <w:spacing w:line="275" w:lineRule="exact"/>
         <w:ind w:left="52"/>
         <w:rPr>
@@ -4877,7 +4867,7 @@
     </w:p>
     <w:p>
       <w:pPr>
-        <w:pStyle w:val="a3"/>
+        <w:pStyle w:val="BodyText"/>
         <w:spacing w:before="2"/>
         <w:ind w:left="52"/>
         <w:rPr>
@@ -4954,7 +4944,7 @@
     </w:p>
     <w:p>
       <w:pPr>
-        <w:pStyle w:val="a3"/>
+        <w:pStyle w:val="BodyText"/>
         <w:spacing w:before="2"/>
         <w:ind w:left="52"/>
         <w:rPr>
@@ -5037,7 +5027,7 @@
     </w:p>
     <w:p>
       <w:pPr>
-        <w:pStyle w:val="a3"/>
+        <w:pStyle w:val="BodyText"/>
         <w:spacing w:before="164"/>
         <w:ind w:left="0"/>
         <w:rPr>
@@ -5051,7 +5041,7 @@
           <w:sz w:val="20"/>
         </w:rPr>
         <w:drawing>
-          <wp:anchor distT="0" distB="0" distL="0" distR="0" simplePos="0" relativeHeight="487591424" behindDoc="1" locked="0" layoutInCell="1" allowOverlap="1">
+          <wp:anchor distT="0" distB="0" distL="0" distR="0" simplePos="0" relativeHeight="487591424" behindDoc="1" locked="0" layoutInCell="1" allowOverlap="1" wp14:anchorId="5FD3656A" wp14:editId="4BE6821A">
             <wp:simplePos x="0" y="0"/>
             <wp:positionH relativeFrom="page">
               <wp:posOffset>566737</wp:posOffset>
@@ -5097,7 +5087,7 @@
     </w:p>
     <w:p>
       <w:pPr>
-        <w:pStyle w:val="a3"/>
+        <w:pStyle w:val="BodyText"/>
         <w:spacing w:before="116"/>
         <w:ind w:left="52"/>
         <w:rPr>
@@ -5109,7 +5099,7 @@
           <w:noProof/>
         </w:rPr>
         <w:drawing>
-          <wp:inline distT="0" distB="0" distL="0" distR="0">
+          <wp:inline distT="0" distB="0" distL="0" distR="0" wp14:anchorId="6519FD2E" wp14:editId="3112B078">
             <wp:extent cx="149542" cy="149542"/>
             <wp:effectExtent l="0" t="0" r="0" b="0"/>
             <wp:docPr id="17" name="Image 17"/>
@@ -5160,7 +5150,7 @@
     </w:p>
     <w:p>
       <w:pPr>
-        <w:pStyle w:val="a3"/>
+        <w:pStyle w:val="BodyText"/>
         <w:spacing w:before="48"/>
         <w:ind w:left="0"/>
         <w:rPr>
@@ -5170,7 +5160,7 @@
     </w:p>
     <w:p>
       <w:pPr>
-        <w:pStyle w:val="a5"/>
+        <w:pStyle w:val="ListParagraph"/>
         <w:numPr>
           <w:ilvl w:val="0"/>
           <w:numId w:val="1"/>
@@ -5252,7 +5242,7 @@
     </w:p>
     <w:p>
       <w:pPr>
-        <w:pStyle w:val="a5"/>
+        <w:pStyle w:val="ListParagraph"/>
         <w:numPr>
           <w:ilvl w:val="0"/>
           <w:numId w:val="1"/>
@@ -5309,7 +5299,7 @@
 </file>
 
 <file path=word/numbering.xml><?xml version="1.0" encoding="utf-8"?>
-<w:numbering xmlns:wpc="http://schemas.microsoft.com/office/word/2010/wordprocessingCanvas" xmlns:cx="http://schemas.microsoft.com/office/drawing/2014/chartex" xmlns:cx1="http://schemas.microsoft.com/office/drawing/2015/9/8/chartex" xmlns:cx2="http://schemas.microsoft.com/office/drawing/2015/10/21/chartex" xmlns:cx3="http://schemas.microsoft.com/office/drawing/2016/5/9/chartex" xmlns:cx4="http://schemas.microsoft.com/office/drawing/2016/5/10/chartex" xmlns:cx5="http://schemas.microsoft.com/office/drawing/2016/5/11/chartex" xmlns:cx6="http://schemas.microsoft.com/office/drawing/2016/5/12/chartex" xmlns:cx7="http://schemas.microsoft.com/office/drawing/2016/5/13/chartex" xmlns:cx8="http://schemas.microsoft.com/office/drawing/2016/5/14/chartex" xmlns:mc="http://schemas.openxmlformats.org/markup-compatibility/2006" xmlns:aink="http://schemas.microsoft.com/office/drawing/2016/ink" xmlns:am3d="http://schemas.microsoft.com/office/drawing/2017/model3d" xmlns:o="urn:schemas-microsoft-com:office:office" xmlns:oel="http://schemas.microsoft.com/office/2019/extlst" xmlns:r="http://schemas.openxmlformats.org/officeDocument/2006/relationships" xmlns:m="http://schemas.openxmlformats.org/officeDocument/2006/math" xmlns:v="urn:schemas-microsoft-com:vml" xmlns:wp14="http://schemas.microsoft.com/office/word/2010/wordprocessingDrawing" xmlns:wp="http://schemas.openxmlformats.org/drawingml/2006/wordprocessingDrawing" xmlns:w10="urn:schemas-microsoft-com:office:word" xmlns:w="http://schemas.openxmlformats.org/wordprocessingml/2006/main" xmlns:w14="http://schemas.microsoft.com/office/word/2010/wordml" xmlns:w15="http://schemas.microsoft.com/office/word/2012/wordml" xmlns:w16cex="http://schemas.microsoft.com/office/word/2018/wordml/cex" xmlns:w16cid="http://schemas.microsoft.com/office/word/2016/wordml/cid" xmlns:w16="http://schemas.microsoft.com/office/word/2018/wordml" xmlns:w16du="http://schemas.microsoft.com/office/word/2023/wordml/word16du" xmlns:w16sdtdh="http://schemas.microsoft.com/office/word/2020/wordml/sdtdatahash" xmlns:w16se="http://schemas.microsoft.com/office/word/2015/wordml/symex" xmlns:wpg="http://schemas.microsoft.com/office/word/2010/wordprocessingGroup" xmlns:wpi="http://schemas.microsoft.com/office/word/2010/wordprocessingInk" xmlns:wne="http://schemas.microsoft.com/office/word/2006/wordml" xmlns:wps="http://schemas.microsoft.com/office/word/2010/wordprocessingShape" mc:Ignorable="w14 w15 w16se w16cid w16 w16cex w16sdtdh w16du wp14">
+<w:numbering xmlns:wpc="http://schemas.microsoft.com/office/word/2010/wordprocessingCanvas" xmlns:cx="http://schemas.microsoft.com/office/drawing/2014/chartex" xmlns:cx1="http://schemas.microsoft.com/office/drawing/2015/9/8/chartex" xmlns:cx2="http://schemas.microsoft.com/office/drawing/2015/10/21/chartex" xmlns:cx3="http://schemas.microsoft.com/office/drawing/2016/5/9/chartex" xmlns:cx4="http://schemas.microsoft.com/office/drawing/2016/5/10/chartex" xmlns:cx5="http://schemas.microsoft.com/office/drawing/2016/5/11/chartex" xmlns:cx6="http://schemas.microsoft.com/office/drawing/2016/5/12/chartex" xmlns:cx7="http://schemas.microsoft.com/office/drawing/2016/5/13/chartex" xmlns:cx8="http://schemas.microsoft.com/office/drawing/2016/5/14/chartex" xmlns:mc="http://schemas.openxmlformats.org/markup-compatibility/2006" xmlns:m="http://schemas.openxmlformats.org/officeDocument/2006/math" xmlns:aink="http://schemas.microsoft.com/office/drawing/2016/ink" xmlns:am3d="http://schemas.microsoft.com/office/drawing/2017/model3d" xmlns:oel="http://schemas.microsoft.com/office/2019/extlst" xmlns:r="http://schemas.openxmlformats.org/officeDocument/2006/relationships" xmlns:wp14="http://schemas.microsoft.com/office/word/2010/wordprocessingDrawing" xmlns:wp="http://schemas.openxmlformats.org/drawingml/2006/wordprocessingDrawing" xmlns:wpg="http://schemas.microsoft.com/office/word/2010/wordprocessingGroup" xmlns:wpi="http://schemas.microsoft.com/office/word/2010/wordprocessingInk" xmlns:wps="http://schemas.microsoft.com/office/word/2010/wordprocessingShape" xmlns:o="urn:schemas-microsoft-com:office:office" xmlns:v="urn:schemas-microsoft-com:vml" xmlns:w10="urn:schemas-microsoft-com:office:word" xmlns:w="http://schemas.openxmlformats.org/wordprocessingml/2006/main" xmlns:w14="http://schemas.microsoft.com/office/word/2010/wordml" xmlns:w15="http://schemas.microsoft.com/office/word/2012/wordml" xmlns:w16cex="http://schemas.microsoft.com/office/word/2018/wordml/cex" xmlns:w16cid="http://schemas.microsoft.com/office/word/2016/wordml/cid" xmlns:w16="http://schemas.microsoft.com/office/word/2018/wordml" xmlns:w16sdtdh="http://schemas.microsoft.com/office/word/2020/wordml/sdtdatahash" xmlns:w16sdtfl="http://schemas.microsoft.com/office/word/2024/wordml/sdtformatlock" xmlns:w16se="http://schemas.microsoft.com/office/word/2015/wordml/symex" xmlns:w16du="http://schemas.microsoft.com/office/word/2023/wordml/word16du" xmlns:wne="http://schemas.microsoft.com/office/word/2006/wordml" mc:Ignorable="w14 w15 w16se w16cid w16 w16cex w16sdtdh w16sdtfl w16du wp14">
   <w:abstractNum w:abstractNumId="0" w15:restartNumberingAfterBreak="0">
     <w:nsid w:val="4E7F2C8D"/>
     <w:multiLevelType w:val="hybridMultilevel"/>
@@ -5438,7 +5428,7 @@
 </file>
 
 <file path=word/styles.xml><?xml version="1.0" encoding="utf-8"?>
-<w:styles xmlns:mc="http://schemas.openxmlformats.org/markup-compatibility/2006" xmlns:r="http://schemas.openxmlformats.org/officeDocument/2006/relationships" xmlns:w="http://schemas.openxmlformats.org/wordprocessingml/2006/main" xmlns:w14="http://schemas.microsoft.com/office/word/2010/wordml" xmlns:w15="http://schemas.microsoft.com/office/word/2012/wordml" xmlns:w16cex="http://schemas.microsoft.com/office/word/2018/wordml/cex" xmlns:w16cid="http://schemas.microsoft.com/office/word/2016/wordml/cid" xmlns:w16="http://schemas.microsoft.com/office/word/2018/wordml" xmlns:w16du="http://schemas.microsoft.com/office/word/2023/wordml/word16du" xmlns:w16sdtdh="http://schemas.microsoft.com/office/word/2020/wordml/sdtdatahash" xmlns:w16se="http://schemas.microsoft.com/office/word/2015/wordml/symex" mc:Ignorable="w14 w15 w16se w16cid w16 w16cex w16sdtdh w16du">
+<w:styles xmlns:mc="http://schemas.openxmlformats.org/markup-compatibility/2006" xmlns:r="http://schemas.openxmlformats.org/officeDocument/2006/relationships" xmlns:w="http://schemas.openxmlformats.org/wordprocessingml/2006/main" xmlns:w14="http://schemas.microsoft.com/office/word/2010/wordml" xmlns:w15="http://schemas.microsoft.com/office/word/2012/wordml" xmlns:w16cex="http://schemas.microsoft.com/office/word/2018/wordml/cex" xmlns:w16cid="http://schemas.microsoft.com/office/word/2016/wordml/cid" xmlns:w16="http://schemas.microsoft.com/office/word/2018/wordml" xmlns:w16sdtdh="http://schemas.microsoft.com/office/word/2020/wordml/sdtdatahash" xmlns:w16sdtfl="http://schemas.microsoft.com/office/word/2024/wordml/sdtformatlock" xmlns:w16se="http://schemas.microsoft.com/office/word/2015/wordml/symex" xmlns:w16du="http://schemas.microsoft.com/office/word/2023/wordml/word16du" mc:Ignorable="w14 w15 w16se w16cid w16 w16cex w16sdtdh w16sdtfl w16du">
   <w:docDefaults>
     <w:rPrDefault>
       <w:rPr>
@@ -5834,7 +5824,7 @@
     <w:lsdException w:name="Unresolved Mention" w:semiHidden="1" w:unhideWhenUsed="1"/>
     <w:lsdException w:name="Smart Link" w:semiHidden="1" w:unhideWhenUsed="1"/>
   </w:latentStyles>
-  <w:style w:type="paragraph" w:default="1" w:styleId="a">
+  <w:style w:type="paragraph" w:default="1" w:styleId="Normal">
     <w:name w:val="Normal"/>
     <w:qFormat/>
     <w:rPr>
@@ -5842,9 +5832,9 @@
       <w:lang w:val="ru-RU"/>
     </w:rPr>
   </w:style>
-  <w:style w:type="paragraph" w:styleId="1">
+  <w:style w:type="paragraph" w:styleId="Heading1">
     <w:name w:val="heading 1"/>
-    <w:basedOn w:val="a"/>
+    <w:basedOn w:val="Normal"/>
     <w:uiPriority w:val="9"/>
     <w:qFormat/>
     <w:pPr>
@@ -5858,13 +5848,13 @@
       <w:szCs w:val="24"/>
     </w:rPr>
   </w:style>
-  <w:style w:type="character" w:default="1" w:styleId="a0">
+  <w:style w:type="character" w:default="1" w:styleId="DefaultParagraphFont">
     <w:name w:val="Default Paragraph Font"/>
     <w:uiPriority w:val="1"/>
     <w:semiHidden/>
     <w:unhideWhenUsed/>
   </w:style>
-  <w:style w:type="table" w:default="1" w:styleId="a1">
+  <w:style w:type="table" w:default="1" w:styleId="TableNormal">
     <w:name w:val="Normal Table"/>
     <w:uiPriority w:val="99"/>
     <w:semiHidden/>
@@ -5879,14 +5869,14 @@
       </w:tblCellMar>
     </w:tblPr>
   </w:style>
-  <w:style w:type="numbering" w:default="1" w:styleId="a2">
+  <w:style w:type="numbering" w:default="1" w:styleId="NoList">
     <w:name w:val="No List"/>
     <w:uiPriority w:val="99"/>
     <w:semiHidden/>
     <w:unhideWhenUsed/>
   </w:style>
-  <w:style w:type="table" w:customStyle="1" w:styleId="TableNormal">
-    <w:name w:val="Table Normal"/>
+  <w:style w:type="table" w:customStyle="1" w:styleId="TableNormal1">
+    <w:name w:val="Table Normal1"/>
     <w:uiPriority w:val="2"/>
     <w:semiHidden/>
     <w:unhideWhenUsed/>
@@ -5901,9 +5891,9 @@
       </w:tblCellMar>
     </w:tblPr>
   </w:style>
-  <w:style w:type="paragraph" w:styleId="a3">
+  <w:style w:type="paragraph" w:styleId="BodyText">
     <w:name w:val="Body Text"/>
-    <w:basedOn w:val="a"/>
+    <w:basedOn w:val="Normal"/>
     <w:uiPriority w:val="1"/>
     <w:qFormat/>
     <w:pPr>
@@ -5914,9 +5904,9 @@
       <w:szCs w:val="24"/>
     </w:rPr>
   </w:style>
-  <w:style w:type="paragraph" w:styleId="a4">
+  <w:style w:type="paragraph" w:styleId="Title">
     <w:name w:val="Title"/>
-    <w:basedOn w:val="a"/>
+    <w:basedOn w:val="Normal"/>
     <w:uiPriority w:val="10"/>
     <w:qFormat/>
     <w:pPr>
@@ -5929,9 +5919,9 @@
       <w:szCs w:val="26"/>
     </w:rPr>
   </w:style>
-  <w:style w:type="paragraph" w:styleId="a5">
+  <w:style w:type="paragraph" w:styleId="ListParagraph">
     <w:name w:val="List Paragraph"/>
-    <w:basedOn w:val="a"/>
+    <w:basedOn w:val="Normal"/>
     <w:uiPriority w:val="1"/>
     <w:qFormat/>
     <w:pPr>
@@ -5940,7 +5930,7 @@
   </w:style>
   <w:style w:type="paragraph" w:customStyle="1" w:styleId="TableParagraph">
     <w:name w:val="Table Paragraph"/>
-    <w:basedOn w:val="a"/>
+    <w:basedOn w:val="Normal"/>
     <w:uiPriority w:val="1"/>
     <w:qFormat/>
   </w:style>
